--- a/informe/GRUPO_B_NRC42964_Evaluacion01_Con2.docx
+++ b/informe/GRUPO_B_NRC42964_Evaluacion01_Con2.docx
@@ -617,7 +617,16 @@
               <w:right w:w="100" w:type="dxa"/>
             </w:tcMar>
           </w:tcPr>
-          <w:p/>
+          <w:p>
+            <w:r>
+              <w:rPr>
+                <w:rFonts w:ascii="Segoe UI" w:hAnsi="Segoe UI" w:cs="Segoe UI"/>
+                <w:color w:val="1F2328"/>
+                <w:shd w:val="clear" w:color="auto" w:fill="FFFFFF"/>
+              </w:rPr>
+              <w:t>72672623-cmyk</w:t>
+            </w:r>
+          </w:p>
         </w:tc>
         <w:tc>
           <w:tcPr>
@@ -737,7 +746,16 @@
               <w:right w:w="100" w:type="dxa"/>
             </w:tcMar>
           </w:tcPr>
-          <w:p/>
+          <w:p>
+            <w:r>
+              <w:rPr>
+                <w:rFonts w:ascii="Segoe UI" w:hAnsi="Segoe UI" w:cs="Segoe UI"/>
+                <w:color w:val="1F2328"/>
+                <w:shd w:val="clear" w:color="auto" w:fill="F6F8FA"/>
+              </w:rPr>
+              <w:t>Royer20061</w:t>
+            </w:r>
+          </w:p>
         </w:tc>
         <w:tc>
           <w:tcPr>
@@ -868,7 +886,16 @@
               <w:right w:w="100" w:type="dxa"/>
             </w:tcMar>
           </w:tcPr>
-          <w:p/>
+          <w:p>
+            <w:r>
+              <w:rPr>
+                <w:rFonts w:ascii="Segoe UI" w:hAnsi="Segoe UI" w:cs="Segoe UI"/>
+                <w:color w:val="1F2328"/>
+                <w:shd w:val="clear" w:color="auto" w:fill="FFFFFF"/>
+              </w:rPr>
+              <w:t>Edson-JMA</w:t>
+            </w:r>
+          </w:p>
         </w:tc>
         <w:tc>
           <w:tcPr>
@@ -999,7 +1026,18 @@
               <w:right w:w="100" w:type="dxa"/>
             </w:tcMar>
           </w:tcPr>
-          <w:p/>
+          <w:p>
+            <w:proofErr w:type="spellStart"/>
+            <w:r>
+              <w:rPr>
+                <w:rFonts w:ascii="Segoe UI" w:hAnsi="Segoe UI" w:cs="Segoe UI"/>
+                <w:color w:val="1F2328"/>
+                <w:shd w:val="clear" w:color="auto" w:fill="F6F8FA"/>
+              </w:rPr>
+              <w:t>Basilcon</w:t>
+            </w:r>
+            <w:proofErr w:type="spellEnd"/>
+          </w:p>
         </w:tc>
         <w:tc>
           <w:tcPr>
@@ -1148,6 +1186,16 @@
               <w:right w:w="100" w:type="dxa"/>
             </w:tcMar>
           </w:tcPr>
+          <w:p>
+            <w:r>
+              <w:rPr>
+                <w:rFonts w:ascii="Segoe UI" w:hAnsi="Segoe UI" w:cs="Segoe UI"/>
+                <w:color w:val="1F2328"/>
+                <w:shd w:val="clear" w:color="auto" w:fill="FFFFFF"/>
+              </w:rPr>
+              <w:t>61161913-jpg</w:t>
+            </w:r>
+          </w:p>
           <w:p/>
         </w:tc>
         <w:tc>
@@ -1240,8 +1288,6 @@
       <w:pPr>
         <w:spacing w:after="160"/>
       </w:pPr>
-      <w:bookmarkStart w:id="0" w:name="_GoBack"/>
-      <w:bookmarkEnd w:id="0"/>
     </w:p>
     <w:tbl>
       <w:tblPr>
@@ -1508,6 +1554,22 @@
       <w:pPr>
         <w:spacing w:after="100"/>
       </w:pPr>
+      <w:r>
+        <w:t xml:space="preserve"> </w:t>
+      </w:r>
+      <w:proofErr w:type="spellStart"/>
+      <w:r>
+        <w:t>Tux</w:t>
+      </w:r>
+      <w:proofErr w:type="spellEnd"/>
+      <w:r>
+        <w:t xml:space="preserve"> Store hace el código del trabajo dando las indicaciones de los R1 R2…R7 que serian diferentes requisitos. Lo usamos nosotros para modificar y ejecutarlo del tema dado. Resolver</w:t>
+      </w:r>
+      <w:bookmarkStart w:id="0" w:name="_GoBack"/>
+      <w:bookmarkEnd w:id="0"/>
+      <w:r>
+        <w:t xml:space="preserve"> lo que pide la comunidad de simular una consola para enseñar de cómo funciona por adentro.</w:t>
+      </w:r>
     </w:p>
     <w:p>
       <w:pPr>
@@ -1759,16 +1821,7 @@
                 <w:sz w:val="19"/>
                 <w:szCs w:val="19"/>
               </w:rPr>
-              <w:t>C</w:t>
-            </w:r>
-            <w:r>
-              <w:rPr>
-                <w:b/>
-                <w:bCs/>
-                <w:sz w:val="19"/>
-                <w:szCs w:val="19"/>
-              </w:rPr>
-              <w:t>ondición o regla que la afecta</w:t>
+              <w:t>Condición o regla que la afecta</w:t>
             </w:r>
           </w:p>
         </w:tc>
@@ -3043,7 +3096,6 @@
           <w:sz w:val="26"/>
           <w:szCs w:val="26"/>
         </w:rPr>
-        <w:lastRenderedPageBreak/>
         <w:t>1.4 Estructuras propuestas y justificación [E1]</w:t>
       </w:r>
     </w:p>
@@ -6419,14 +6471,7 @@
                 <w:sz w:val="20"/>
                 <w:szCs w:val="20"/>
               </w:rPr>
-              <w:t>No pegu</w:t>
-            </w:r>
-            <w:r>
-              <w:rPr>
-                <w:sz w:val="20"/>
-                <w:szCs w:val="20"/>
-              </w:rPr>
-              <w:t xml:space="preserve">en todo el programa (va en el ZIP). Muestren los fragmentos clave de cada requisito, comentados, y quién los escribió (con el enlace al </w:t>
+              <w:t xml:space="preserve">No peguen todo el programa (va en el ZIP). Muestren los fragmentos clave de cada requisito, comentados, y quién los escribió (con el enlace al </w:t>
             </w:r>
             <w:proofErr w:type="spellStart"/>
             <w:r>
@@ -7709,18 +7754,7 @@
                 <w:sz w:val="17"/>
                 <w:szCs w:val="17"/>
               </w:rPr>
-              <w:t>QUÉ V</w:t>
-            </w:r>
-            <w:r>
-              <w:rPr>
-                <w:b/>
-                <w:bCs/>
-                <w:color w:val="1F5FA8"/>
-                <w:spacing w:val="16"/>
-                <w:sz w:val="17"/>
-                <w:szCs w:val="17"/>
-              </w:rPr>
-              <w:t>A AQUÍ</w:t>
+              <w:t>QUÉ VA AQUÍ</w:t>
             </w:r>
           </w:p>
           <w:p>
@@ -7761,17 +7795,7 @@
           <w:sz w:val="34"/>
           <w:szCs w:val="34"/>
         </w:rPr>
-        <w:t>Capítulo 4 · Evidencias del trabajo en equip</w:t>
-      </w:r>
-      <w:r>
-        <w:rPr>
-          <w:rFonts w:ascii="SF Pro Display" w:eastAsia="SF Pro Display" w:hAnsi="SF Pro Display" w:cs="SF Pro Display"/>
-          <w:b/>
-          <w:bCs/>
-          <w:sz w:val="34"/>
-          <w:szCs w:val="34"/>
-        </w:rPr>
-        <w:t>o</w:t>
+        <w:t>Capítulo 4 · Evidencias del trabajo en equipo</w:t>
       </w:r>
     </w:p>
     <w:p>
@@ -9366,14 +9390,7 @@
                 <w:sz w:val="20"/>
                 <w:szCs w:val="20"/>
               </w:rPr>
-              <w:t>Qué funcionó, qué conflicto tuvieron y c</w:t>
-            </w:r>
-            <w:r>
-              <w:rPr>
-                <w:sz w:val="20"/>
-                <w:szCs w:val="20"/>
-              </w:rPr>
-              <w:t>ómo lo resolvieron, y qué harían distinto. (Borren este recuadro en la versión final.)</w:t>
+              <w:t>Qué funcionó, qué conflicto tuvieron y cómo lo resolvieron, y qué harían distinto. (Borren este recuadro en la versión final.)</w:t>
             </w:r>
           </w:p>
         </w:tc>
